--- a/pract-4-awdf-24cs047.docx
+++ b/pract-4-awdf-24cs047.docx
@@ -1765,22 +1765,8 @@
             <w:pPr>
               <w:jc w:val="left"/>
             </w:pPr>
-            <w:r/>
-            <w:r>
-              <w:rPr>
-                <w:rFonts w:ascii="Times New Roman" w:hAnsi="Times New Roman"/>
-                <w:b/>
-                <w:sz w:val="22"/>
-              </w:rPr>
-              <w:t xml:space="preserve">GitHub Link Repository Link: </w:t>
-            </w:r>
-            <w:r>
-              <w:rPr>
-                <w:rFonts w:ascii="Times New Roman" w:hAnsi="Times New Roman"/>
-                <w:b/>
-                <w:sz w:val="22"/>
-              </w:rPr>
-              <w:t>https://github.com/24CS047Manav/Awdf_Practica_4</w:t>
+            <w:r>
+              <w:t>GitHub Link Repository Link: https://github.com/24CS047Manav/Awdf_Practica_4</w:t>
             </w:r>
           </w:p>
         </w:tc>

--- a/pract-4-awdf-24cs047.docx
+++ b/pract-4-awdf-24cs047.docx
@@ -68,6 +68,7 @@
         </w:tblPrEx>
         <w:trPr>
           <w:trHeight w:val="285" w:hRule="atLeast"/>
+          <w:cantSplit/>
         </w:trPr>
         <w:tc>
           <w:tcPr>
@@ -88,6 +89,7 @@
           <w:p>
             <w:pPr>
               <w:spacing w:after="0" w:line="240" w:lineRule="auto"/>
+              <w:jc w:val="left"/>
               <w:rPr>
                 <w:rFonts w:ascii="Times New Roman" w:hAnsi="Times New Roman" w:eastAsia="Times New Roman" w:cs="Times New Roman"/>
                 <w:color w:val="000000"/>
@@ -125,6 +127,7 @@
           <w:p>
             <w:pPr>
               <w:spacing w:after="0" w:line="240" w:lineRule="auto"/>
+              <w:jc w:val="left"/>
               <w:rPr>
                 <w:rFonts w:hint="default" w:ascii="Times New Roman" w:hAnsi="Times New Roman" w:eastAsia="Times New Roman" w:cs="Times New Roman"/>
                 <w:b/>
@@ -172,6 +175,7 @@
           <w:p>
             <w:pPr>
               <w:spacing w:after="0" w:line="240" w:lineRule="auto"/>
+              <w:jc w:val="left"/>
               <w:rPr>
                 <w:rFonts w:ascii="Times New Roman" w:hAnsi="Times New Roman" w:eastAsia="Times New Roman" w:cs="Times New Roman"/>
                 <w:sz w:val="24"/>
@@ -208,6 +212,7 @@
           <w:p>
             <w:pPr>
               <w:spacing w:after="0" w:line="240" w:lineRule="auto"/>
+              <w:jc w:val="left"/>
               <w:rPr>
                 <w:rFonts w:hint="default" w:ascii="Times New Roman" w:hAnsi="Times New Roman" w:eastAsia="Times New Roman" w:cs="Times New Roman"/>
                 <w:b/>
@@ -248,6 +253,7 @@
         </w:tblPrEx>
         <w:trPr>
           <w:trHeight w:val="285" w:hRule="atLeast"/>
+          <w:cantSplit/>
         </w:trPr>
         <w:tc>
           <w:tcPr>
@@ -268,6 +274,7 @@
           <w:p>
             <w:pPr>
               <w:spacing w:after="0" w:line="240" w:lineRule="auto"/>
+              <w:jc w:val="left"/>
               <w:rPr>
                 <w:rFonts w:ascii="Times New Roman" w:hAnsi="Times New Roman" w:eastAsia="Times New Roman" w:cs="Times New Roman"/>
                 <w:sz w:val="24"/>
@@ -283,7 +290,7 @@
                 <w:sz w:val="24"/>
                 <w:szCs w:val="24"/>
               </w:rPr>
-              <w:t>Subject code &amp; Name :</w:t>
+              <w:t>Subject code &amp; Name :</w:t>
             </w:r>
           </w:p>
         </w:tc>
@@ -306,6 +313,7 @@
           <w:p>
             <w:pPr>
               <w:spacing w:after="0" w:line="240" w:lineRule="auto"/>
+              <w:jc w:val="left"/>
               <w:rPr>
                 <w:rFonts w:ascii="Times New Roman" w:hAnsi="Times New Roman" w:eastAsia="Times New Roman" w:cs="Times New Roman"/>
                 <w:b/>
@@ -315,7 +323,7 @@
             </w:pPr>
             <w:r>
               <w:rPr>
-                <w:rFonts w:ascii="Cambria" w:hAnsi="Cambria" w:eastAsia="Cambria" w:cs="Cambria"/>
+                <w:rFonts w:ascii="Times New Roman" w:hAnsi="Times New Roman" w:eastAsia="Cambria" w:cs="Cambria"/>
                 <w:b/>
                 <w:sz w:val="18"/>
                 <w:szCs w:val="18"/>
@@ -324,7 +332,7 @@
             </w:r>
             <w:r>
               <w:rPr>
-                <w:rFonts w:ascii="Cambria" w:hAnsi="Cambria" w:eastAsia="Cambria" w:cs="Cambria"/>
+                <w:rFonts w:ascii="Times New Roman" w:hAnsi="Times New Roman" w:eastAsia="Cambria" w:cs="Cambria"/>
                 <w:b/>
                 <w:color w:val="000000"/>
                 <w:sz w:val="18"/>
@@ -362,6 +370,7 @@
           <w:p>
             <w:pPr>
               <w:spacing w:after="0" w:line="240" w:lineRule="auto"/>
+              <w:jc w:val="left"/>
               <w:rPr>
                 <w:rFonts w:ascii="Times New Roman" w:hAnsi="Times New Roman" w:eastAsia="Times New Roman" w:cs="Times New Roman"/>
                 <w:sz w:val="24"/>
@@ -396,7 +405,7 @@
           </w:tcPr>
           <w:p>
             <w:pPr>
-              <w:jc w:val="center"/>
+              <w:jc w:val="left"/>
             </w:pPr>
             <w:r>
               <w:rPr>
@@ -426,6 +435,7 @@
           <w:p>
             <w:pPr>
               <w:spacing w:after="0" w:line="240" w:lineRule="auto"/>
+              <w:jc w:val="left"/>
               <w:rPr>
                 <w:rFonts w:ascii="Times New Roman" w:hAnsi="Times New Roman" w:eastAsia="Times New Roman" w:cs="Times New Roman"/>
                 <w:sz w:val="24"/>
@@ -462,6 +472,7 @@
           <w:p>
             <w:pPr>
               <w:spacing w:after="0" w:line="240" w:lineRule="auto"/>
+              <w:jc w:val="left"/>
               <w:rPr>
                 <w:rFonts w:ascii="Times New Roman" w:hAnsi="Times New Roman" w:eastAsia="Times New Roman" w:cs="Times New Roman"/>
                 <w:sz w:val="24"/>
@@ -498,6 +509,7 @@
           <w:p>
             <w:pPr>
               <w:spacing w:after="0" w:line="240" w:lineRule="auto"/>
+              <w:jc w:val="left"/>
               <w:rPr>
                 <w:rFonts w:ascii="Times New Roman" w:hAnsi="Times New Roman" w:eastAsia="Times New Roman" w:cs="Times New Roman"/>
                 <w:b/>
@@ -575,6 +587,7 @@
         </w:tblPrEx>
         <w:trPr>
           <w:trHeight w:val="240" w:hRule="atLeast"/>
+          <w:cantSplit/>
         </w:trPr>
         <w:tc>
           <w:tcPr>
@@ -583,9 +596,16 @@
           </w:tcPr>
           <w:p>
             <w:pPr>
+              <w:spacing w:before="80" w:after="80"/>
               <w:jc w:val="center"/>
             </w:pPr>
-            <w:r/>
+            <w:r>
+              <w:rPr>
+                <w:rFonts w:ascii="Times New Roman" w:hAnsi="Times New Roman"/>
+                <w:b/>
+                <w:sz w:val="24"/>
+              </w:rPr>
+            </w:r>
             <w:r>
               <w:rPr>
                 <w:rFonts w:ascii="Times New Roman" w:hAnsi="Times New Roman"/>
@@ -616,6 +636,7 @@
         </w:tblPrEx>
         <w:trPr>
           <w:trHeight w:val="270" w:hRule="atLeast"/>
+          <w:cantSplit/>
         </w:trPr>
         <w:tc>
           <w:tcPr>
@@ -623,14 +644,21 @@
           </w:tcPr>
           <w:p>
             <w:pPr>
+              <w:spacing w:before="80" w:after="80"/>
               <w:jc w:val="center"/>
             </w:pPr>
-            <w:r/>
             <w:r>
               <w:rPr>
                 <w:rFonts w:ascii="Times New Roman" w:hAnsi="Times New Roman"/>
                 <w:b/>
-                <w:sz w:val="24"/>
+                <w:sz w:val="22"/>
+              </w:rPr>
+            </w:r>
+            <w:r>
+              <w:rPr>
+                <w:rFonts w:ascii="Times New Roman" w:hAnsi="Times New Roman"/>
+                <w:b/>
+                <w:sz w:val="22"/>
               </w:rPr>
               <w:t>Aim</w:t>
             </w:r>
@@ -656,6 +684,7 @@
         </w:tblPrEx>
         <w:trPr>
           <w:trHeight w:val="611" w:hRule="atLeast"/>
+          <w:cantSplit/>
         </w:trPr>
         <w:tc>
           <w:tcPr>
@@ -663,13 +692,19 @@
           </w:tcPr>
           <w:p>
             <w:pPr>
-              <w:jc w:val="both"/>
+              <w:spacing w:before="80" w:after="80" w:line="276" w:lineRule="auto"/>
+              <w:jc w:val="left"/>
             </w:pPr>
-            <w:r/>
-            <w:r>
-              <w:rPr>
-                <w:rFonts w:ascii="Times New Roman" w:hAnsi="Times New Roman"/>
-                <w:sz w:val="22"/>
+            <w:r>
+              <w:rPr>
+                <w:rFonts w:ascii="Times New Roman" w:hAnsi="Times New Roman"/>
+                <w:sz w:val="21"/>
+              </w:rPr>
+            </w:r>
+            <w:r>
+              <w:rPr>
+                <w:rFonts w:ascii="Times New Roman" w:hAnsi="Times New Roman"/>
+                <w:sz w:val="21"/>
               </w:rPr>
               <w:t>To design and implement a RESTful backend server with complete CRUD endpoints using Express middleware pipeline, request logging, and centralized error handling.</w:t>
             </w:r>
@@ -702,20 +737,29 @@
           </w:tcPr>
           <w:p>
             <w:pPr>
+              <w:spacing w:before="80" w:after="80"/>
               <w:jc w:val="center"/>
             </w:pPr>
-            <w:r/>
             <w:r>
               <w:rPr>
                 <w:rFonts w:ascii="Times New Roman" w:hAnsi="Times New Roman"/>
                 <w:b/>
-                <w:sz w:val="24"/>
+                <w:sz w:val="22"/>
+              </w:rPr>
+            </w:r>
+            <w:r>
+              <w:rPr>
+                <w:rFonts w:ascii="Times New Roman" w:hAnsi="Times New Roman"/>
+                <w:b/>
+                <w:sz w:val="22"/>
               </w:rPr>
               <w:t>Code</w:t>
             </w:r>
           </w:p>
           <w:p>
             <w:pPr>
+              <w:keepNext/>
+              <w:spacing w:before="160" w:after="40"/>
               <w:jc w:val="left"/>
             </w:pPr>
             <w:r>
@@ -729,12 +773,13 @@
           </w:p>
           <w:p>
             <w:pPr>
+              <w:spacing w:before="0" w:after="40" w:line="252" w:lineRule="auto"/>
               <w:jc w:val="left"/>
             </w:pPr>
             <w:r>
               <w:rPr>
                 <w:rFonts w:ascii="Consolas" w:hAnsi="Consolas"/>
-                <w:sz w:val="17"/>
+                <w:sz w:val="19"/>
               </w:rPr>
               <w:t>/**</w:t>
               <w:br/>
@@ -1329,6 +1374,8 @@
           </w:p>
           <w:p>
             <w:pPr>
+              <w:keepNext/>
+              <w:spacing w:before="160" w:after="40"/>
               <w:jc w:val="left"/>
             </w:pPr>
             <w:r>
@@ -1342,12 +1389,13 @@
           </w:p>
           <w:p>
             <w:pPr>
+              <w:spacing w:before="0" w:after="40" w:line="252" w:lineRule="auto"/>
               <w:jc w:val="left"/>
             </w:pPr>
             <w:r>
               <w:rPr>
                 <w:rFonts w:ascii="Consolas" w:hAnsi="Consolas"/>
-                <w:sz w:val="17"/>
+                <w:sz w:val="19"/>
               </w:rPr>
               <w:t>const app = require('./server');</w:t>
               <w:br/>
@@ -1666,6 +1714,8 @@
           </w:p>
           <w:p>
             <w:pPr>
+              <w:keepNext/>
+              <w:spacing w:before="160" w:after="40"/>
               <w:jc w:val="left"/>
             </w:pPr>
             <w:r>
@@ -1679,12 +1729,13 @@
           </w:p>
           <w:p>
             <w:pPr>
+              <w:spacing w:before="0" w:after="40" w:line="252" w:lineRule="auto"/>
               <w:jc w:val="left"/>
             </w:pPr>
             <w:r>
               <w:rPr>
                 <w:rFonts w:ascii="Consolas" w:hAnsi="Consolas"/>
-                <w:sz w:val="17"/>
+                <w:sz w:val="19"/>
               </w:rPr>
               <w:t>{</w:t>
               <w:br/>
@@ -1755,6 +1806,7 @@
         </w:tblPrEx>
         <w:trPr>
           <w:trHeight w:val="92" w:hRule="atLeast"/>
+          <w:cantSplit/>
         </w:trPr>
         <w:tc>
           <w:tcPr>
@@ -1763,10 +1815,26 @@
           </w:tcPr>
           <w:p>
             <w:pPr>
+              <w:spacing w:before="80" w:after="80"/>
               <w:jc w:val="left"/>
             </w:pPr>
-            <w:r>
-              <w:t>GitHub Link Repository Link: https://github.com/24CS047Manav/Awdf_Practica_4</w:t>
+            <w:r/>
+            <w:r>
+              <w:rPr>
+                <w:rFonts w:ascii="Times New Roman" w:hAnsi="Times New Roman"/>
+                <w:b/>
+                <w:sz w:val="21"/>
+              </w:rPr>
+              <w:t xml:space="preserve">GitHub Repository Link: </w:t>
+            </w:r>
+            <w:r>
+              <w:rPr>
+                <w:rFonts w:ascii="Times New Roman" w:hAnsi="Times New Roman"/>
+                <w:color w:val="003399"/>
+                <w:sz w:val="21"/>
+                <w:u w:val="single"/>
+              </w:rPr>
+              <w:t>https://github.com/24CS047Manav/Awdf_Practica_4</w:t>
             </w:r>
           </w:p>
         </w:tc>
@@ -1790,6 +1858,7 @@
         </w:tblPrEx>
         <w:trPr>
           <w:trHeight w:val="73" w:hRule="atLeast"/>
+          <w:cantSplit/>
         </w:trPr>
         <w:tc>
           <w:tcPr>
@@ -1797,14 +1866,22 @@
           </w:tcPr>
           <w:p>
             <w:pPr>
+              <w:keepNext/>
+              <w:spacing w:before="80" w:after="80"/>
               <w:jc w:val="center"/>
             </w:pPr>
-            <w:r/>
             <w:r>
               <w:rPr>
                 <w:rFonts w:ascii="Times New Roman" w:hAnsi="Times New Roman"/>
                 <w:b/>
-                <w:sz w:val="24"/>
+                <w:sz w:val="22"/>
+              </w:rPr>
+            </w:r>
+            <w:r>
+              <w:rPr>
+                <w:rFonts w:ascii="Times New Roman" w:hAnsi="Times New Roman"/>
+                <w:b/>
+                <w:sz w:val="22"/>
               </w:rPr>
               <w:t>Output</w:t>
             </w:r>
@@ -1836,295 +1913,336 @@
             <w:tcW w:w="10530" w:type="dxa"/>
           </w:tcPr>
           <w:p>
+            <w:pPr>
+              <w:spacing w:before="0" w:after="0" w:line="40" w:lineRule="exact"/>
+            </w:pPr>
             <w:r/>
           </w:p>
           <w:p>
             <w:pPr>
-              <w:jc w:val="both"/>
+              <w:keepLines/>
+              <w:spacing w:line="276" w:lineRule="auto" w:before="120" w:after="120"/>
+              <w:jc w:val="left"/>
             </w:pPr>
+            <w:r/>
             <w:r>
               <w:rPr>
                 <w:rFonts w:ascii="Times New Roman" w:hAnsi="Times New Roman"/>
                 <w:b/>
                 <w:sz w:val="22"/>
               </w:rPr>
-              <w:br/>
               <w:t>1. Server Initialization &amp; Middleware Pipeline:</w:t>
               <w:br/>
             </w:r>
             <w:r>
               <w:rPr>
                 <w:rFonts w:ascii="Times New Roman" w:hAnsi="Times New Roman"/>
-                <w:sz w:val="22"/>
+                <w:b w:val="0"/>
+                <w:sz w:val="21"/>
               </w:rPr>
               <w:t>Configured an Express server listening on port 5000 with express.json() parser, global logging, route controllers, 404 handler, and global error middleware.</w:t>
             </w:r>
           </w:p>
           <w:p>
             <w:pPr>
-              <w:jc w:val="both"/>
+              <w:keepLines/>
+              <w:spacing w:line="276" w:lineRule="auto" w:before="120" w:after="120"/>
+              <w:jc w:val="left"/>
             </w:pPr>
+            <w:r/>
             <w:r>
               <w:rPr>
                 <w:rFonts w:ascii="Times New Roman" w:hAnsi="Times New Roman"/>
                 <w:b/>
                 <w:sz w:val="22"/>
               </w:rPr>
-              <w:br/>
               <w:t>2. Global Request Logging Middleware (Step 3):</w:t>
               <w:br/>
             </w:r>
             <w:r>
               <w:rPr>
                 <w:rFonts w:ascii="Times New Roman" w:hAnsi="Times New Roman"/>
-                <w:sz w:val="22"/>
+                <w:b w:val="0"/>
+                <w:sz w:val="21"/>
               </w:rPr>
               <w:t>Every incoming HTTP request triggers the logging middleware which outputs the method, URL path, and ISO timestamp (e.g. "[2026-10-11T18:23:59.708Z] GET /tasks").</w:t>
             </w:r>
           </w:p>
           <w:p>
             <w:pPr>
-              <w:jc w:val="both"/>
+              <w:keepLines/>
+              <w:spacing w:line="276" w:lineRule="auto" w:before="120" w:after="120"/>
+              <w:jc w:val="left"/>
             </w:pPr>
+            <w:r/>
             <w:r>
               <w:rPr>
                 <w:rFonts w:ascii="Times New Roman" w:hAnsi="Times New Roman"/>
                 <w:b/>
                 <w:sz w:val="22"/>
               </w:rPr>
-              <w:br/>
               <w:t>3. Read All Tasks (GET /tasks - 200 OK):</w:t>
               <w:br/>
             </w:r>
             <w:r>
               <w:rPr>
                 <w:rFonts w:ascii="Times New Roman" w:hAnsi="Times New Roman"/>
-                <w:sz w:val="22"/>
+                <w:b w:val="0"/>
+                <w:sz w:val="21"/>
               </w:rPr>
               <w:t>Returns the array of all task objects with HTTP status code 200 OK. Supports optional query parameters ?status= and ?search= for filtering.</w:t>
             </w:r>
           </w:p>
           <w:p>
             <w:pPr>
-              <w:jc w:val="both"/>
+              <w:keepLines/>
+              <w:spacing w:line="276" w:lineRule="auto" w:before="120" w:after="120"/>
+              <w:jc w:val="left"/>
             </w:pPr>
+            <w:r/>
             <w:r>
               <w:rPr>
                 <w:rFonts w:ascii="Times New Roman" w:hAnsi="Times New Roman"/>
                 <w:b/>
                 <w:sz w:val="22"/>
               </w:rPr>
-              <w:br/>
               <w:t>4. Create Task (POST /tasks - 201 Created):</w:t>
               <w:br/>
             </w:r>
             <w:r>
               <w:rPr>
                 <w:rFonts w:ascii="Times New Roman" w:hAnsi="Times New Roman"/>
-                <w:sz w:val="22"/>
+                <w:b w:val="0"/>
+                <w:sz w:val="21"/>
               </w:rPr>
               <w:t>Receives JSON payload, generates a unique ID, records creation/update timestamps, and appends the new task to the in-memory array returning HTTP 201 Created.</w:t>
             </w:r>
           </w:p>
           <w:p>
             <w:pPr>
-              <w:jc w:val="both"/>
+              <w:keepLines/>
+              <w:spacing w:line="276" w:lineRule="auto" w:before="120" w:after="120"/>
+              <w:jc w:val="left"/>
             </w:pPr>
+            <w:r/>
             <w:r>
               <w:rPr>
                 <w:rFonts w:ascii="Times New Roman" w:hAnsi="Times New Roman"/>
                 <w:b/>
                 <w:sz w:val="22"/>
               </w:rPr>
-              <w:br/>
               <w:t>5. Read Single Task by ID (GET /tasks/:id - 200 OK / 404 Not Found):</w:t>
               <w:br/>
             </w:r>
             <w:r>
               <w:rPr>
                 <w:rFonts w:ascii="Times New Roman" w:hAnsi="Times New Roman"/>
-                <w:sz w:val="22"/>
+                <w:b w:val="0"/>
+                <w:sz w:val="21"/>
               </w:rPr>
               <w:t>Finds task by identifier. If present, returns HTTP 200 OK. If not found, returns HTTP 404 with a structured error response.</w:t>
             </w:r>
           </w:p>
           <w:p>
             <w:pPr>
-              <w:jc w:val="both"/>
+              <w:keepLines/>
+              <w:spacing w:line="276" w:lineRule="auto" w:before="120" w:after="120"/>
+              <w:jc w:val="left"/>
             </w:pPr>
+            <w:r/>
             <w:r>
               <w:rPr>
                 <w:rFonts w:ascii="Times New Roman" w:hAnsi="Times New Roman"/>
                 <w:b/>
                 <w:sz w:val="22"/>
               </w:rPr>
-              <w:br/>
               <w:t>6. Update Task (PUT /tasks/:id - 200 OK / 404 Not Found):</w:t>
               <w:br/>
             </w:r>
             <w:r>
               <w:rPr>
                 <w:rFonts w:ascii="Times New Roman" w:hAnsi="Times New Roman"/>
-                <w:sz w:val="22"/>
+                <w:b w:val="0"/>
+                <w:sz w:val="21"/>
               </w:rPr>
               <w:t>Modifies task title, description, or status, updates the updatedAt timestamp, and returns the modified object with HTTP 200 OK.</w:t>
             </w:r>
           </w:p>
           <w:p>
             <w:pPr>
-              <w:jc w:val="both"/>
+              <w:keepLines/>
+              <w:spacing w:line="276" w:lineRule="auto" w:before="120" w:after="120"/>
+              <w:jc w:val="left"/>
             </w:pPr>
+            <w:r/>
             <w:r>
               <w:rPr>
                 <w:rFonts w:ascii="Times New Roman" w:hAnsi="Times New Roman"/>
                 <w:b/>
                 <w:sz w:val="22"/>
               </w:rPr>
-              <w:br/>
               <w:t>7. Delete Task (DELETE /tasks/:id - 200 OK / 404 Not Found):</w:t>
               <w:br/>
             </w:r>
             <w:r>
               <w:rPr>
                 <w:rFonts w:ascii="Times New Roman" w:hAnsi="Times New Roman"/>
-                <w:sz w:val="22"/>
+                <w:b w:val="0"/>
+                <w:sz w:val="21"/>
               </w:rPr>
               <w:t>Removes the specified task from the storage array and returns confirmation with HTTP 200 OK.</w:t>
             </w:r>
           </w:p>
           <w:p>
             <w:pPr>
-              <w:jc w:val="both"/>
+              <w:keepLines/>
+              <w:spacing w:line="276" w:lineRule="auto" w:before="120" w:after="120"/>
+              <w:jc w:val="left"/>
             </w:pPr>
+            <w:r/>
             <w:r>
               <w:rPr>
                 <w:rFonts w:ascii="Times New Roman" w:hAnsi="Times New Roman"/>
                 <w:b/>
                 <w:sz w:val="22"/>
               </w:rPr>
-              <w:br/>
               <w:t>8. Supplementary Problem 1 - Content-Type Header Enforcement:</w:t>
               <w:br/>
             </w:r>
             <w:r>
               <w:rPr>
                 <w:rFonts w:ascii="Times New Roman" w:hAnsi="Times New Roman"/>
-                <w:sz w:val="22"/>
+                <w:b w:val="0"/>
+                <w:sz w:val="21"/>
               </w:rPr>
               <w:t>Requests to POST /tasks and PUT /tasks without the "Content-Type: application/json" header are intercepted and rejected with HTTP 400 Bad Request.</w:t>
             </w:r>
           </w:p>
           <w:p>
             <w:pPr>
-              <w:jc w:val="both"/>
+              <w:keepLines/>
+              <w:spacing w:line="276" w:lineRule="auto" w:before="120" w:after="120"/>
+              <w:jc w:val="left"/>
             </w:pPr>
+            <w:r/>
             <w:r>
               <w:rPr>
                 <w:rFonts w:ascii="Times New Roman" w:hAnsi="Times New Roman"/>
                 <w:b/>
                 <w:sz w:val="22"/>
               </w:rPr>
-              <w:br/>
               <w:t>9. Supplementary Problem 2 - Route-Specific Task ID Validation:</w:t>
               <w:br/>
             </w:r>
             <w:r>
               <w:rPr>
                 <w:rFonts w:ascii="Times New Roman" w:hAnsi="Times New Roman"/>
-                <w:sz w:val="22"/>
+                <w:b w:val="0"/>
+                <w:sz w:val="21"/>
               </w:rPr>
               <w:t>A specialized middleware validateTaskId intercepts routes with :id parameter, rejecting non-numeric or non-positive IDs (e.g., /tasks/abc) with HTTP 400 Bad Request before hitting controller logic.</w:t>
             </w:r>
           </w:p>
           <w:p>
             <w:pPr>
-              <w:jc w:val="both"/>
+              <w:keepLines/>
+              <w:spacing w:line="276" w:lineRule="auto" w:before="120" w:after="120"/>
+              <w:jc w:val="left"/>
             </w:pPr>
+            <w:r/>
             <w:r>
               <w:rPr>
                 <w:rFonts w:ascii="Times New Roman" w:hAnsi="Times New Roman"/>
                 <w:b/>
                 <w:sz w:val="22"/>
               </w:rPr>
-              <w:br/>
               <w:t>10. Supplementary Problem 3 - Structured 404 Handler for Undefined Routes:</w:t>
               <w:br/>
             </w:r>
             <w:r>
               <w:rPr>
                 <w:rFonts w:ascii="Times New Roman" w:hAnsi="Times New Roman"/>
-                <w:sz w:val="22"/>
+                <w:b w:val="0"/>
+                <w:sz w:val="21"/>
               </w:rPr>
               <w:t>Any request sent to an unmapped path (e.g., GET /api/undefined-route) returns a clean JSON error response listing all valid available endpoints with HTTP 404 Not Found.</w:t>
             </w:r>
           </w:p>
           <w:p>
             <w:pPr>
-              <w:jc w:val="both"/>
+              <w:keepLines/>
+              <w:spacing w:line="276" w:lineRule="auto" w:before="120" w:after="120"/>
+              <w:jc w:val="left"/>
             </w:pPr>
+            <w:r/>
             <w:r>
               <w:rPr>
                 <w:rFonts w:ascii="Times New Roman" w:hAnsi="Times New Roman"/>
                 <w:b/>
                 <w:sz w:val="22"/>
               </w:rPr>
-              <w:br/>
               <w:t>11. Centralized Global Error Handler (Step 5):</w:t>
               <w:br/>
             </w:r>
             <w:r>
               <w:rPr>
                 <w:rFonts w:ascii="Times New Roman" w:hAnsi="Times New Roman"/>
-                <w:sz w:val="22"/>
+                <w:b w:val="0"/>
+                <w:sz w:val="21"/>
               </w:rPr>
               <w:t>A 4-argument error handling middleware (err, req, res, next) declared as the final middleware catches unhandled exceptions (verified via GET /trigger-error) returning HTTP 500 without leaking raw internal stack traces to clients.</w:t>
             </w:r>
           </w:p>
           <w:p>
             <w:pPr>
-              <w:jc w:val="both"/>
+              <w:keepLines/>
+              <w:spacing w:line="276" w:lineRule="auto" w:before="120" w:after="120"/>
+              <w:jc w:val="left"/>
             </w:pPr>
+            <w:r/>
             <w:r>
               <w:rPr>
                 <w:rFonts w:ascii="Times New Roman" w:hAnsi="Times New Roman"/>
                 <w:b/>
                 <w:sz w:val="22"/>
               </w:rPr>
-              <w:br/>
               <w:t>12. Automated Verification &amp; Test Results (100% Pass):</w:t>
               <w:br/>
             </w:r>
             <w:r>
               <w:rPr>
                 <w:rFonts w:ascii="Times New Roman" w:hAnsi="Times New Roman"/>
-                <w:sz w:val="22"/>
+                <w:b w:val="0"/>
+                <w:sz w:val="21"/>
               </w:rPr>
               <w:t>Executed automated verification script (test-api.js) executing all 12 test assertions covering all CRUD operations, error scenarios, and status codes (200, 201, 400, 404, 500) with 100% pass rate.</w:t>
             </w:r>
           </w:p>
           <w:p>
             <w:pPr>
+              <w:keepNext/>
+              <w:spacing w:before="160" w:after="40"/>
               <w:jc w:val="left"/>
             </w:pPr>
+            <w:r/>
             <w:r>
               <w:rPr>
                 <w:rFonts w:ascii="Times New Roman" w:hAnsi="Times New Roman"/>
                 <w:b/>
                 <w:sz w:val="22"/>
               </w:rPr>
-              <w:br/>
               <w:t>Test Suite Execution Output Log:</w:t>
-              <w:br/>
             </w:r>
           </w:p>
           <w:p>
             <w:pPr>
+              <w:spacing w:before="0" w:after="30" w:line="240" w:lineRule="auto"/>
               <w:jc w:val="left"/>
             </w:pPr>
             <w:r>
               <w:rPr>
                 <w:rFonts w:ascii="Consolas" w:hAnsi="Consolas"/>
-                <w:sz w:val="17"/>
+                <w:sz w:val="18"/>
               </w:rPr>
               <w:t>===============================================================</w:t>
               <w:br/>
@@ -2332,50 +2450,55 @@
     </w:pPr>
     <w:r>
       <w:rPr>
-        <w:rFonts w:ascii="Cambria" w:hAnsi="Cambria" w:eastAsia="Cambria" w:cs="Cambria"/>
+        <w:rFonts w:ascii="Times New Roman" w:hAnsi="Times New Roman" w:eastAsia="Cambria" w:cs="Cambria"/>
       </w:rPr>
       <w:t>Department of Computer Science and Engineering, CSPIT</w:t>
     </w:r>
     <w:r>
       <w:rPr>
-        <w:rFonts w:ascii="Cambria" w:hAnsi="Cambria" w:eastAsia="Cambria" w:cs="Cambria"/>
+        <w:rFonts w:ascii="Times New Roman" w:hAnsi="Times New Roman" w:eastAsia="Cambria" w:cs="Cambria"/>
         <w:color w:val="000000"/>
       </w:rPr>
       <w:tab/>
     </w:r>
     <w:r>
       <w:rPr>
-        <w:rFonts w:ascii="Cambria" w:hAnsi="Cambria" w:eastAsia="Cambria" w:cs="Cambria"/>
+        <w:rFonts w:ascii="Times New Roman" w:hAnsi="Times New Roman" w:eastAsia="Cambria" w:cs="Cambria"/>
         <w:color w:val="000000"/>
       </w:rPr>
       <w:t xml:space="preserve">Page </w:t>
     </w:r>
     <w:r>
       <w:rPr>
+        <w:rFonts w:ascii="Times New Roman" w:hAnsi="Times New Roman"/>
         <w:color w:val="000000"/>
       </w:rPr>
       <w:fldChar w:fldCharType="begin"/>
     </w:r>
     <w:r>
       <w:rPr>
+        <w:rFonts w:ascii="Times New Roman" w:hAnsi="Times New Roman"/>
         <w:color w:val="000000"/>
       </w:rPr>
       <w:instrText xml:space="preserve">PAGE</w:instrText>
     </w:r>
     <w:r>
       <w:rPr>
+        <w:rFonts w:ascii="Times New Roman" w:hAnsi="Times New Roman"/>
         <w:color w:val="000000"/>
       </w:rPr>
       <w:fldChar w:fldCharType="separate"/>
     </w:r>
     <w:r>
       <w:rPr>
+        <w:rFonts w:ascii="Times New Roman" w:hAnsi="Times New Roman"/>
         <w:color w:val="000000"/>
       </w:rPr>
       <w:t>1</w:t>
     </w:r>
     <w:r>
       <w:rPr>
+        <w:rFonts w:ascii="Times New Roman" w:hAnsi="Times New Roman"/>
         <w:color w:val="000000"/>
       </w:rPr>
       <w:fldChar w:fldCharType="end"/>
@@ -2501,7 +2624,7 @@
     </w:pPr>
     <w:r>
       <w:rPr>
-        <w:rFonts w:ascii="Cambria" w:hAnsi="Cambria" w:eastAsia="Cambria" w:cs="Cambria"/>
+        <w:rFonts w:ascii="Times New Roman" w:hAnsi="Times New Roman" w:eastAsia="Cambria" w:cs="Cambria"/>
         <w:b/>
         <w:sz w:val="18"/>
         <w:szCs w:val="18"/>
@@ -2513,7 +2636,7 @@
     </w:r>
     <w:r>
       <w:rPr>
-        <w:rFonts w:ascii="Cambria" w:hAnsi="Cambria" w:eastAsia="Cambria" w:cs="Cambria"/>
+        <w:rFonts w:ascii="Times New Roman" w:hAnsi="Times New Roman" w:eastAsia="Cambria" w:cs="Cambria"/>
         <w:b/>
         <w:color w:val="000000"/>
         <w:sz w:val="18"/>
@@ -2530,34 +2653,34 @@
     </w:r>
     <w:r>
       <w:rPr>
-        <w:rFonts w:ascii="Cambria" w:hAnsi="Cambria" w:eastAsia="Cambria" w:cs="Cambria"/>
+        <w:rFonts w:ascii="Times New Roman" w:hAnsi="Times New Roman" w:eastAsia="Cambria" w:cs="Cambria"/>
         <w:b/>
         <w:color w:val="000000"/>
       </w:rPr>
     </w:r>
     <w:r>
       <w:rPr>
-        <w:rFonts w:ascii="Cambria" w:hAnsi="Cambria" w:eastAsia="Cambria" w:cs="Cambria"/>
+        <w:rFonts w:ascii="Times New Roman" w:hAnsi="Times New Roman" w:eastAsia="Cambria" w:cs="Cambria"/>
         <w:b/>
         <w:color w:val="000000"/>
       </w:rPr>
     </w:r>
     <w:r>
       <w:rPr>
-        <w:rFonts w:ascii="Cambria" w:hAnsi="Cambria" w:eastAsia="Cambria" w:cs="Cambria"/>
+        <w:rFonts w:ascii="Times New Roman" w:hAnsi="Times New Roman" w:eastAsia="Cambria" w:cs="Cambria"/>
         <w:b/>
         <w:color w:val="000000"/>
       </w:rPr>
     </w:r>
     <w:r>
       <w:rPr>
-        <w:rFonts w:ascii="Cambria" w:hAnsi="Cambria" w:eastAsia="Cambria" w:cs="Cambria"/>
+        <w:rFonts w:ascii="Times New Roman" w:hAnsi="Times New Roman" w:eastAsia="Cambria" w:cs="Cambria"/>
         <w:b/>
       </w:rPr>
     </w:r>
     <w:r>
       <w:rPr>
-        <w:rFonts w:hint="default" w:ascii="Cambria" w:hAnsi="Cambria" w:eastAsia="Cambria" w:cs="Cambria"/>
+        <w:rFonts w:hint="default" w:ascii="Times New Roman" w:hAnsi="Times New Roman" w:eastAsia="Cambria" w:cs="Cambria"/>
         <w:b/>
         <w:lang w:val="en-IN"/>
       </w:rPr>
